--- a/metodologia_artigo.docx
+++ b/metodologia_artigo.docx
@@ -4,6 +4,7 @@
   <w:body>
     <w:p>
       <w:pPr>
+        <w:spacing w:after="240"/>
         <w:jc w:val="center"/>
       </w:pPr>
       <w:r>
@@ -12,22 +13,24 @@
           <w:b/>
           <w:sz w:val="28"/>
         </w:rPr>
-        <w:t>METODOLOGIA</w:t>
+        <w:t>MATERIAL E MÉTODOS</w:t>
       </w:r>
     </w:p>
-    <w:p/>
     <w:p>
       <w:pPr>
         <w:pStyle w:val="Heading1"/>
         <w:jc w:val="left"/>
       </w:pPr>
       <w:r>
+        <w:rPr>
+          <w:rFonts w:ascii="Times New Roman" w:hAnsi="Times New Roman"/>
+        </w:rPr>
         <w:t>1. Docking Molecular</w:t>
       </w:r>
     </w:p>
     <w:p>
       <w:pPr>
-        <w:spacing w:after="0"/>
+        <w:spacing w:after="120" w:before="0"/>
         <w:ind w:firstLine="720"/>
         <w:jc w:val="both"/>
       </w:pPr>
@@ -36,12 +39,12 @@
           <w:rFonts w:ascii="Times New Roman" w:hAnsi="Times New Roman"/>
           <w:sz w:val="24"/>
         </w:rPr>
-        <w:t>As estruturas tridimensionais dos peptídeos candidatos a inibidores foram geradas por modelagem de novo utilizando o servidor PEPstrMOD (Singh et al., 2015), considerando o pH fisiológico do intestino médio de Spodoptera spp. (pH 8,2). A estrutura cristalográfica da tripsina digestiva de Spodoptera frugiperda (GORE4) foi obtida a partir do Protein Data Bank (PDB) ou modelada por homologia utilizando o servidor AlphaFold2, seguida de refinamento estrutural com o servidor ModRefiner.</w:t>
+        <w:t>As estruturas tridimensionais dos peptídeos candidatos a inibidores foram geradas por modelagem de novo utilizando o servidor PEPstrMOD (Singh et al., 2015), considerando o pH fisiológico do intestino médio de Spodoptera spp. (pH 8,2). A estrutura da tripsina digestiva de Spodoptera frugiperda (GORE4) foi obtida a partir do Protein Data Bank (PDB) ou modelada por homologia com o servidor AlphaFold2, seguida de refinamento estrutural pelo servidor ModRefiner.</w:t>
       </w:r>
     </w:p>
     <w:p>
       <w:pPr>
-        <w:spacing w:after="0"/>
+        <w:spacing w:after="120" w:before="0"/>
         <w:ind w:firstLine="720"/>
         <w:jc w:val="both"/>
       </w:pPr>
@@ -50,12 +53,12 @@
           <w:rFonts w:ascii="Times New Roman" w:hAnsi="Times New Roman"/>
           <w:sz w:val="24"/>
         </w:rPr>
-        <w:t>O preparo dos receptores para o docking foi realizado com o software PDB2PQR v3.6 (Dolinsky et al., 2007), utilizando o campo de força AMBER e atribuição de estados de protonação pelo método PROPKA em pH 8,2, compatível com o ambiente intestinal alcalino de lepidópteros. Moléculas de água e ligantes heterólogos foram removidos da estrutura do receptor antes da análise.</w:t>
+        <w:t>O preparo dos receptores foi realizado com o software PDB2PQR v3.6 (Dolinsky et al., 2007), utilizando o campo de força AMBER e o método PROPKA para atribuição de estados de protonação a pH 8,2. Especial atenção foi dedicada à His57 da tríade catalítica, cujo valor de pKa predito pelo PROPKA (~6,5) resulta em estado neutro (ε-protonado, HIE) em pH 8,2, representando a forma ativa da serino-protease em meio alcalino — condição fisiológica do intestino médio de lepidópteros (pH 9,5–11,0; Dossantos et al., 2015; Zhu et al., 2022). Moléculas de água e ligantes heterólogos foram removidos antes da análise.</w:t>
       </w:r>
     </w:p>
     <w:p>
       <w:pPr>
-        <w:spacing w:after="0"/>
+        <w:spacing w:after="120" w:before="0"/>
         <w:ind w:firstLine="720"/>
         <w:jc w:val="both"/>
       </w:pPr>
@@ -64,12 +67,12 @@
           <w:rFonts w:ascii="Times New Roman" w:hAnsi="Times New Roman"/>
           <w:sz w:val="24"/>
         </w:rPr>
-        <w:t>O docking proteína–peptídeo foi conduzido no servidor HADDOCK 2.4 (High Ambiguity Driven DOCKing) (van Zundert et al., 2016; Dominguez et al., 2003). As restrições ambíguas de interação (AIRs) foram definidas com base nos resíduos do sítio ativo da tripsina — a tríade catalítica formada por Serina (Ser195), Histidina (His57) e Aspartato (Asp102) — como resíduos "ativos" do receptor, e nos resíduos básicos dos peptídeos (lisina e arginina) como resíduos ativos dos ligantes, em conformidade com a especificidade de clivagem de tripsinas por resíduos básicos.</w:t>
+        <w:t>O docking proteína–peptídeo foi conduzido no servidor HADDOCK 2.4 (High Ambiguity Driven DOCKing) (van Zundert et al., 2016; Dominguez et al., 2003). As restrições ambíguas de interação (AIRs) foram definidas com base nos resíduos do sítio ativo da tripsina GORE4 — incluindo os resíduos catalíticos Tyr83, Asp132, Ser234 e o bolsão de especificidade S1 (Ile229) — como resíduos "ativos" do receptor, e nos resíduos básicos dos peptídeos (lisina e arginina) como resíduos ativos dos ligantes, em conformidade com a especificidade de clivagem de tripsinas por resíduos básicos.</w:t>
       </w:r>
     </w:p>
     <w:p>
       <w:pPr>
-        <w:spacing w:after="0"/>
+        <w:spacing w:after="120" w:before="0"/>
         <w:ind w:firstLine="720"/>
         <w:jc w:val="both"/>
       </w:pPr>
@@ -78,7 +81,7 @@
           <w:rFonts w:ascii="Times New Roman" w:hAnsi="Times New Roman"/>
           <w:sz w:val="24"/>
         </w:rPr>
-        <w:t>O protocolo padrão do HADDOCK foi aplicado em três etapas: (i) minimização de energia de corpo rígido (it0), gerando 1.000 estruturas; (ii) refinamento semirígido em espaço de torção (it1), retendo as 200 melhores estruturas; e (iii) refinamento final em solvente explícito (water refinement), com seleção das 200 melhores poses. As estruturas foram agrupadas utilizando RMSD de 7,5 Å sobre os átomos da interface proteína–peptídeo. Os clusters foram classificados pelo HADDOCK score, calculado como combinação linear das energias de van der Waals (peso = 1,0), eletrostática (peso = 0,2), dessolvatação (peso = 1,0) e restrições ambíguas (peso = 0,1). A pose representativa de cada cluster (estrutura de menor energia dentro do cluster) foi selecionada para as simulações de dinâmica molecular.</w:t>
+        <w:t>O protocolo padrão do HADDOCK foi executado em três etapas: (i) minimização de energia de corpo rígido (it0), gerando 1.000 estruturas; (ii) refinamento semirígido em espaço de torção (it1), retendo as 200 melhores estruturas; e (iii) refinamento final em solvente explícito (water refinement), com seleção das 200 melhores poses. As estruturas foram agrupadas por RMSD de 7,5 Å sobre os átomos da interface. Os clusters foram ranqueados pelo HADDOCK score (combinação linear de energias de van der Waals, eletrostática, dessolvatação e restrições ambíguas). A pose de menor energia de cada cluster foi selecionada para as simulações de dinâmica molecular.</w:t>
       </w:r>
     </w:p>
     <w:p>
@@ -87,6 +90,9 @@
         <w:jc w:val="left"/>
       </w:pPr>
       <w:r>
+        <w:rPr>
+          <w:rFonts w:ascii="Times New Roman" w:hAnsi="Times New Roman"/>
+        </w:rPr>
         <w:t>2. Dinâmica Molecular</w:t>
       </w:r>
     </w:p>
@@ -96,12 +102,15 @@
         <w:jc w:val="left"/>
       </w:pPr>
       <w:r>
-        <w:t>2.1 Preparo do sistema</w:t>
+        <w:rPr>
+          <w:rFonts w:ascii="Times New Roman" w:hAnsi="Times New Roman"/>
+        </w:rPr>
+        <w:t>2.1 Condições fisiológicas e preparo do sistema</w:t>
       </w:r>
     </w:p>
     <w:p>
       <w:pPr>
-        <w:spacing w:after="0"/>
+        <w:spacing w:after="120" w:before="0"/>
         <w:ind w:firstLine="720"/>
         <w:jc w:val="both"/>
       </w:pPr>
@@ -110,12 +119,12 @@
           <w:rFonts w:ascii="Times New Roman" w:hAnsi="Times New Roman"/>
           <w:sz w:val="24"/>
         </w:rPr>
-        <w:t>Os complexos tripsina–peptídeo obtidos pelo docking foram preparados para as simulações de dinâmica molecular utilizando um pipeline automatizado desenvolvido em Nextflow DSL2 (Di Tommaso et al., 2017), integrando ferramentas do pacote GROMACS 2026 (Abraham et al., 2015) e PDB2PQR v3.6. Todos os sistemas foram tratados em pH 8,2 para reproduzir o ambiente fisiológico do intestino médio de Spodoptera spp.</w:t>
+        <w:t>Os parâmetros das simulações foram estabelecidos para reproduzir as condições fisiológicas do intestino médio de larvas de Spodoptera spp. A temperatura de 300 K (27 °C) foi adotada como representativa da temperatura corporal larval, estimada entre 25 e 30 °C (Soelter et al., 2024; Da Silva et al., 2018). A pressão foi mantida a 1 bar (pressão atmosférica). A concentração iônica de 0,10 M de NaCl foi selecionada para aproximar a força iônica hipotônica do lúmen intestinal de lepidópteros, que difere do plasma de mamíferos (Zhu et al., 2022; Dunse et al., 2010).</w:t>
       </w:r>
     </w:p>
     <w:p>
       <w:pPr>
-        <w:spacing w:after="0"/>
+        <w:spacing w:after="120" w:before="0"/>
         <w:ind w:firstLine="720"/>
         <w:jc w:val="both"/>
       </w:pPr>
@@ -124,12 +133,12 @@
           <w:rFonts w:ascii="Times New Roman" w:hAnsi="Times New Roman"/>
           <w:sz w:val="24"/>
         </w:rPr>
-        <w:t>O preparo dos complexos compreendeu as seguintes etapas: (i) atribuição de estados de protonação de todos os resíduos ionizáveis pelo método PROPKA em pH 8,2, com posterior conversão para o formato GROMACS; (ii) fusão das coordenadas do receptor e do peptídeo em uma única estrutura do complexo; e (iii) geração da topologia com o campo de força AMBER99SB-ILDN (Lindorff-Larsen et al., 2010), adequado para simulações de proteínas e peptídeos.</w:t>
+        <w:t>Os complexos tripsina–peptídeo obtidos pelo docking foram preparados para simulação utilizando um pipeline automatizado desenvolvido em Nextflow DSL2 (Di Tommaso et al., 2017), integrando ferramentas do pacote GROMACS 2026 (Abraham et al., 2015) e PDB2PQR v3.6. O preparo compreendeu: (i) atribuição de estados de protonação pelo método PROPKA em pH 8,2; (ii) geração da topologia com o campo de força AMBER99SB-ILDN (Lindorff-Larsen et al., 2010), amplamente validado para serino-proteases e peptídeos inibidores (Soelter et al., 2024; Ahmad et al., 2018); e (iii) centralização do complexo em caixa dodecaédrica com margem mínima de 1,2 nm entre o soluto e as faces da caixa, minimizando interações entre imagens periódicas.</w:t>
       </w:r>
     </w:p>
     <w:p>
       <w:pPr>
-        <w:spacing w:after="0"/>
+        <w:spacing w:after="120" w:before="0"/>
         <w:ind w:firstLine="720"/>
         <w:jc w:val="both"/>
       </w:pPr>
@@ -138,7 +147,7 @@
           <w:rFonts w:ascii="Times New Roman" w:hAnsi="Times New Roman"/>
           <w:sz w:val="24"/>
         </w:rPr>
-        <w:t>O complexo foi centralizado em uma caixa dodecaédrica com margem mínima de 1,2 nm entre o soluto e as faces da caixa, garantindo ausência de interações entre imagens periódicas. A caixa foi preenchida com moléculas de água no modelo TIP3P (Jorgensen et al., 1983). A neutralização do sistema e o ajuste da concentração de íons a 0,15 M de NaCl foram realizados pela substituição aleatória de moléculas de água por íons Na⁺ e Cl⁻, mimetizando a força iônica fisiológica intestinal.</w:t>
+        <w:t>A solvatação foi realizada com moléculas de água no modelo TIP3P (Jorgensen et al., 1983), compatível com o campo de força AMBER99SB-ILDN. A neutralização do sistema e o ajuste da concentração iônica foram realizados pela substituição aleatória de moléculas de água por íons Na⁺ e Cl⁻ a 0,10 M, utilizando o módulo gmx genion.</w:t>
       </w:r>
     </w:p>
     <w:p>
@@ -147,12 +156,15 @@
         <w:jc w:val="left"/>
       </w:pPr>
       <w:r>
-        <w:t>2.2 Minimização de energia e equilibração</w:t>
+        <w:rPr>
+          <w:rFonts w:ascii="Times New Roman" w:hAnsi="Times New Roman"/>
+        </w:rPr>
+        <w:t>2.2 Minimização de energia</w:t>
       </w:r>
     </w:p>
     <w:p>
       <w:pPr>
-        <w:spacing w:after="0"/>
+        <w:spacing w:after="120" w:before="0"/>
         <w:ind w:firstLine="720"/>
         <w:jc w:val="both"/>
       </w:pPr>
@@ -161,12 +173,24 @@
           <w:rFonts w:ascii="Times New Roman" w:hAnsi="Times New Roman"/>
           <w:sz w:val="24"/>
         </w:rPr>
-        <w:t>A minimização de energia foi realizada pelo método do gradiente conjugado com convergência definida quando a força máxima sobre qualquer átomo foi inferior a 1.000 kJ mol⁻¹ nm⁻¹. Após a minimização, o sistema foi submetido a duas etapas de equilibração termodinâmica com restrições de posição aplicadas aos átomos pesados do soluto (constante de força: 1.000 kJ mol⁻¹ nm⁻²).</w:t>
+        <w:t>A minimização de energia foi realizada pelo algoritmo de descida mais íngreme (steepest descent) com até 50.000 passos, convergindo quando a força máxima sobre qualquer átomo foi inferior a 1.000 kJ mol⁻¹ nm⁻¹ (emtol), valor padrão recomendado para sistemas proteína–solvente (Abraham et al., 2015). As interações eletrostáticas foram tratadas pelo método Particle Mesh Ewald (PME) com cutoff de 1,2 nm, e as interações de van der Waals pelo esquema Verlet com raio de corte de 1,2 nm.</w:t>
       </w:r>
     </w:p>
     <w:p>
       <w:pPr>
-        <w:spacing w:after="0"/>
+        <w:pStyle w:val="Heading2"/>
+        <w:jc w:val="left"/>
+      </w:pPr>
+      <w:r>
+        <w:rPr>
+          <w:rFonts w:ascii="Times New Roman" w:hAnsi="Times New Roman"/>
+        </w:rPr>
+        <w:t>2.3 Equilibração termodinâmica</w:t>
+      </w:r>
+    </w:p>
+    <w:p>
+      <w:pPr>
+        <w:spacing w:after="120" w:before="0"/>
         <w:ind w:firstLine="720"/>
         <w:jc w:val="both"/>
       </w:pPr>
@@ -175,7 +199,35 @@
           <w:rFonts w:ascii="Times New Roman" w:hAnsi="Times New Roman"/>
           <w:sz w:val="24"/>
         </w:rPr>
-        <w:t>Na primeira etapa de equilibração (ensemble NVT), o sistema foi aquecido gradualmente até 300 K durante 100 ps, utilizando o termostato de velocidades reescalonadas (v-rescale) com constante de acoplamento de 0,1 ps. Na segunda etapa (ensemble NPT), a pressão foi ajustada a 1 bar durante 100 ps, com o barostato de Parrinello-Rahman (constante de acoplamento de 2,0 ps), mantendo a temperatura de 300 K.</w:t>
+        <w:t>Após a minimização, o sistema foi equilibrado em duas etapas sequenciais com restrições de posição aplicadas a todos os átomos pesados do soluto (constante de força: 1.000 kJ mol⁻¹ nm⁻²), permitindo a reorganização e equilíbrio do solvente ao redor do complexo.</w:t>
+      </w:r>
+    </w:p>
+    <w:p>
+      <w:pPr>
+        <w:spacing w:after="120" w:before="0"/>
+        <w:ind w:firstLine="720"/>
+        <w:jc w:val="both"/>
+      </w:pPr>
+      <w:r>
+        <w:rPr>
+          <w:rFonts w:ascii="Times New Roman" w:hAnsi="Times New Roman"/>
+          <w:sz w:val="24"/>
+        </w:rPr>
+        <w:t>A primeira etapa de equilibração foi conduzida no ensemble NVT (volume e temperatura constantes) durante 200 ps (100.000 passos de 2 fs), com aquecimento progressivo até 300 K utilizando o termostato de velocidades reescalonadas (V-rescale; Bussi et al., 2007), com constante de acoplamento de τ = 0,1 ps, aplicado separadamente aos grupos Proteína e Não-Proteína. O tempo de 200 ps foi adotado com base em estudos de complexos proteína–peptídeo que demonstram necessidade de equilíbrio térmico superior ao protocolo mínimo de 100 ps recomendado para proteínas simples (Bray et al., 2024; Trozzi et al., 2021).</w:t>
+      </w:r>
+    </w:p>
+    <w:p>
+      <w:pPr>
+        <w:spacing w:after="120" w:before="0"/>
+        <w:ind w:firstLine="720"/>
+        <w:jc w:val="both"/>
+      </w:pPr>
+      <w:r>
+        <w:rPr>
+          <w:rFonts w:ascii="Times New Roman" w:hAnsi="Times New Roman"/>
+          <w:sz w:val="24"/>
+        </w:rPr>
+        <w:t>A segunda etapa foi conduzida no ensemble NPT (pressão e temperatura constantes) durante 500 ps (250.000 passos de 2 fs), com o barostato de Berendsen (τp = 2,0 ps; compressibilidade isotérmica = 4,5 × 10⁻⁵ bar⁻¹) a 1 bar. O protocolo de 500 ps de equilibração NPT foi adotado conforme recomendado para complexos com peptídeos flexíveis de 5–15 resíduos, nos quais equilíbrio de densidade e conformação da interface requer tempo superior ao protocolo padrão de 100 ps (Al-Khafaji et al., 2024; Ahmad et al., 2018).</w:t>
       </w:r>
     </w:p>
     <w:p>
@@ -184,12 +236,15 @@
         <w:jc w:val="left"/>
       </w:pPr>
       <w:r>
-        <w:t>2.3 Simulação de produção</w:t>
+        <w:rPr>
+          <w:rFonts w:ascii="Times New Roman" w:hAnsi="Times New Roman"/>
+        </w:rPr>
+        <w:t>2.4 Simulação de produção</w:t>
       </w:r>
     </w:p>
     <w:p>
       <w:pPr>
-        <w:spacing w:after="0"/>
+        <w:spacing w:after="120" w:before="0"/>
         <w:ind w:firstLine="720"/>
         <w:jc w:val="both"/>
       </w:pPr>
@@ -198,21 +253,12 @@
           <w:rFonts w:ascii="Times New Roman" w:hAnsi="Times New Roman"/>
           <w:sz w:val="24"/>
         </w:rPr>
-        <w:t>Após a equilibração, foram realizadas simulações de dinâmica molecular de produção com duração de 100 ns para cada complexo tripsina–peptídeo, no ensemble NPT (300 K, 1 bar). O passo de integração foi de 2 fs, com as ligações envolvendo hidrogênio restringidas pelo algoritmo LINCS (Hess et al., 1997). As interações eletrostáticas de longo alcance foram tratadas pelo método Particle Mesh Ewald (PME) (Darden et al., 1993), com frequência de atualização da lista de vizinhos a cada 10 passos. As coordenadas foram salvas a cada 10 ps, gerando trajetórias de 10.000 frames para análise. As simulações foram executadas em servidor Linux Debian com GPU NVIDIA, utilizando o binário gmx_mpi compilado com suporte CUDA para aceleração de cálculos de interações de curto alcance e PME na GPU.</w:t>
+        <w:t>As simulações de produção foram realizadas no ensemble NPT durante 100 ns para cada complexo tripsina–peptídeo, com passo de integração de 2 fs. O termostato V-rescale (τ = 0,1 ps) foi mantido a 300 K e o barostato de Parrinello-Rahman (Parrinello e Rahman, 1981; τp = 2,0 ps) a 1 bar, garantindo flutuações de pressão termodinamicamente corretas no ensemble NPT. A transição do barostato de Berendsen (equilibração) para Parrinello-Rahman (produção) é o protocolo padrão recomendado para simulações de produção (Bray et al., 2024; Soelter et al., 2024).</w:t>
       </w:r>
     </w:p>
     <w:p>
       <w:pPr>
-        <w:pStyle w:val="Heading2"/>
-        <w:jc w:val="left"/>
-      </w:pPr>
-      <w:r>
-        <w:t>2.4 Análise das trajetórias</w:t>
-      </w:r>
-    </w:p>
-    <w:p>
-      <w:pPr>
-        <w:spacing w:after="0"/>
+        <w:spacing w:after="120" w:before="0"/>
         <w:ind w:firstLine="720"/>
         <w:jc w:val="both"/>
       </w:pPr>
@@ -221,13 +267,1311 @@
           <w:rFonts w:ascii="Times New Roman" w:hAnsi="Times New Roman"/>
           <w:sz w:val="24"/>
         </w:rPr>
-        <w:t>As trajetórias de produção foram pós-processadas com GROMACS para correção de condições periódicas de contorno (PBC), centralização do complexo e alinhamento pelo backbone do receptor. As seguintes análises foram realizadas para cada sistema:</w:t>
+        <w:t>As ligações envolvendo hidrogênio foram restringidas pelo algoritmo LINCS (Hess et al., 1997), com ordem 4 e uma iteração, permitindo o passo de 2 fs. As interações eletrostáticas de longo alcance foram tratadas pelo método PME (Darden et al., 1993) com tolerância de 10⁻⁵ e malha PME atualizada a cada 20 passos. Velocidades iniciais foram geradas a partir de distribuição de Maxwell-Boltzmann a 300 K com semente aleatória (gen-seed = −1), assegurando independência estatística entre réplicas. Coordenadas foram salvas a cada 10 ps (nstxout-compressed = 5.000), gerando trajetórias de 10.000 frames. As simulações foram executadas em servidor Linux Debian com GPU NVIDIA, com o binário gmx_mpi compilado com suporte CUDA (aceleração de nb, pme e bonded na GPU).</w:t>
+      </w:r>
+    </w:p>
+    <w:p/>
+    <w:p>
+      <w:pPr>
+        <w:spacing w:after="80"/>
+        <w:jc w:val="center"/>
+      </w:pPr>
+      <w:r>
+        <w:rPr>
+          <w:rFonts w:ascii="Times New Roman" w:hAnsi="Times New Roman"/>
+          <w:b/>
+          <w:sz w:val="22"/>
+        </w:rPr>
+        <w:t>Tabela 1. Parâmetros das simulações de dinâmica molecular dos complexos tripsina GORE4–peptídeo inibidor.</w:t>
+      </w:r>
+    </w:p>
+    <w:tbl>
+      <w:tblPr>
+        <w:tblStyle w:val="TableGrid"/>
+        <w:tblW w:type="auto" w:w="0"/>
+        <w:jc w:val="center"/>
+        <w:tblLook w:firstColumn="1" w:firstRow="1" w:lastColumn="0" w:lastRow="0" w:noHBand="0" w:noVBand="1" w:val="04A0"/>
+      </w:tblPr>
+      <w:tblGrid>
+        <w:gridCol w:w="3041"/>
+        <w:gridCol w:w="3041"/>
+        <w:gridCol w:w="3041"/>
+      </w:tblGrid>
+      <w:tr>
+        <w:tc>
+          <w:tcPr>
+            <w:tcW w:type="dxa" w:w="3685"/>
+            <w:vAlign w:val="center"/>
+            <w:shd w:val="clear" w:color="auto" w:fill="D9D9D9"/>
+          </w:tcPr>
+          <w:p>
+            <w:pPr>
+              <w:spacing w:after="0" w:before="0"/>
+              <w:jc w:val="center"/>
+            </w:pPr>
+            <w:r>
+              <w:rPr>
+                <w:rFonts w:ascii="Times New Roman" w:hAnsi="Times New Roman"/>
+                <w:b/>
+                <w:sz w:val="20"/>
+              </w:rPr>
+              <w:t>Parâmetro</w:t>
+            </w:r>
+          </w:p>
+        </w:tc>
+        <w:tc>
+          <w:tcPr>
+            <w:tcW w:type="dxa" w:w="3685"/>
+            <w:vAlign w:val="center"/>
+            <w:shd w:val="clear" w:color="auto" w:fill="D9D9D9"/>
+          </w:tcPr>
+          <w:p>
+            <w:pPr>
+              <w:spacing w:after="0" w:before="0"/>
+              <w:jc w:val="center"/>
+            </w:pPr>
+            <w:r>
+              <w:rPr>
+                <w:rFonts w:ascii="Times New Roman" w:hAnsi="Times New Roman"/>
+                <w:b/>
+                <w:sz w:val="20"/>
+              </w:rPr>
+              <w:t>Valor</w:t>
+            </w:r>
+          </w:p>
+        </w:tc>
+        <w:tc>
+          <w:tcPr>
+            <w:tcW w:type="dxa" w:w="3118"/>
+            <w:vAlign w:val="center"/>
+            <w:shd w:val="clear" w:color="auto" w:fill="D9D9D9"/>
+          </w:tcPr>
+          <w:p>
+            <w:pPr>
+              <w:spacing w:after="0" w:before="0"/>
+              <w:jc w:val="center"/>
+            </w:pPr>
+            <w:r>
+              <w:rPr>
+                <w:rFonts w:ascii="Times New Roman" w:hAnsi="Times New Roman"/>
+                <w:b/>
+                <w:sz w:val="20"/>
+              </w:rPr>
+              <w:t>Referência</w:t>
+            </w:r>
+          </w:p>
+        </w:tc>
+      </w:tr>
+      <w:tr>
+        <w:tc>
+          <w:tcPr>
+            <w:tcW w:type="dxa" w:w="3685"/>
+            <w:vAlign w:val="center"/>
+          </w:tcPr>
+          <w:p>
+            <w:pPr>
+              <w:spacing w:after="0" w:before="0"/>
+              <w:jc w:val="left"/>
+            </w:pPr>
+            <w:r>
+              <w:rPr>
+                <w:rFonts w:ascii="Times New Roman" w:hAnsi="Times New Roman"/>
+                <w:b w:val="0"/>
+                <w:sz w:val="20"/>
+              </w:rPr>
+              <w:t>Campo de força</w:t>
+            </w:r>
+          </w:p>
+        </w:tc>
+        <w:tc>
+          <w:tcPr>
+            <w:tcW w:type="dxa" w:w="3685"/>
+            <w:vAlign w:val="center"/>
+          </w:tcPr>
+          <w:p>
+            <w:pPr>
+              <w:spacing w:after="0" w:before="0"/>
+              <w:jc w:val="center"/>
+            </w:pPr>
+            <w:r>
+              <w:rPr>
+                <w:rFonts w:ascii="Times New Roman" w:hAnsi="Times New Roman"/>
+                <w:b w:val="0"/>
+                <w:sz w:val="20"/>
+              </w:rPr>
+              <w:t>AMBER99SB-ILDN</w:t>
+            </w:r>
+          </w:p>
+        </w:tc>
+        <w:tc>
+          <w:tcPr>
+            <w:tcW w:type="dxa" w:w="3118"/>
+            <w:vAlign w:val="center"/>
+          </w:tcPr>
+          <w:p>
+            <w:pPr>
+              <w:spacing w:after="0" w:before="0"/>
+              <w:jc w:val="left"/>
+            </w:pPr>
+            <w:r>
+              <w:rPr>
+                <w:rFonts w:ascii="Times New Roman" w:hAnsi="Times New Roman"/>
+                <w:b w:val="0"/>
+                <w:sz w:val="20"/>
+              </w:rPr>
+              <w:t>Lindorff-Larsen et al., 2010</w:t>
+            </w:r>
+          </w:p>
+        </w:tc>
+      </w:tr>
+      <w:tr>
+        <w:tc>
+          <w:tcPr>
+            <w:tcW w:type="dxa" w:w="3685"/>
+            <w:vAlign w:val="center"/>
+          </w:tcPr>
+          <w:p>
+            <w:pPr>
+              <w:spacing w:after="0" w:before="0"/>
+              <w:jc w:val="left"/>
+            </w:pPr>
+            <w:r>
+              <w:rPr>
+                <w:rFonts w:ascii="Times New Roman" w:hAnsi="Times New Roman"/>
+                <w:b w:val="0"/>
+                <w:sz w:val="20"/>
+              </w:rPr>
+              <w:t>Modelo de água</w:t>
+            </w:r>
+          </w:p>
+        </w:tc>
+        <w:tc>
+          <w:tcPr>
+            <w:tcW w:type="dxa" w:w="3685"/>
+            <w:vAlign w:val="center"/>
+          </w:tcPr>
+          <w:p>
+            <w:pPr>
+              <w:spacing w:after="0" w:before="0"/>
+              <w:jc w:val="center"/>
+            </w:pPr>
+            <w:r>
+              <w:rPr>
+                <w:rFonts w:ascii="Times New Roman" w:hAnsi="Times New Roman"/>
+                <w:b w:val="0"/>
+                <w:sz w:val="20"/>
+              </w:rPr>
+              <w:t>TIP3P</w:t>
+            </w:r>
+          </w:p>
+        </w:tc>
+        <w:tc>
+          <w:tcPr>
+            <w:tcW w:type="dxa" w:w="3118"/>
+            <w:vAlign w:val="center"/>
+          </w:tcPr>
+          <w:p>
+            <w:pPr>
+              <w:spacing w:after="0" w:before="0"/>
+              <w:jc w:val="left"/>
+            </w:pPr>
+            <w:r>
+              <w:rPr>
+                <w:rFonts w:ascii="Times New Roman" w:hAnsi="Times New Roman"/>
+                <w:b w:val="0"/>
+                <w:sz w:val="20"/>
+              </w:rPr>
+              <w:t>Jorgensen et al., 1983</w:t>
+            </w:r>
+          </w:p>
+        </w:tc>
+      </w:tr>
+      <w:tr>
+        <w:tc>
+          <w:tcPr>
+            <w:tcW w:type="dxa" w:w="3685"/>
+            <w:vAlign w:val="center"/>
+          </w:tcPr>
+          <w:p>
+            <w:pPr>
+              <w:spacing w:after="0" w:before="0"/>
+              <w:jc w:val="left"/>
+            </w:pPr>
+            <w:r>
+              <w:rPr>
+                <w:rFonts w:ascii="Times New Roman" w:hAnsi="Times New Roman"/>
+                <w:b w:val="0"/>
+                <w:sz w:val="20"/>
+              </w:rPr>
+              <w:t>Caixa de solvente</w:t>
+            </w:r>
+          </w:p>
+        </w:tc>
+        <w:tc>
+          <w:tcPr>
+            <w:tcW w:type="dxa" w:w="3685"/>
+            <w:vAlign w:val="center"/>
+          </w:tcPr>
+          <w:p>
+            <w:pPr>
+              <w:spacing w:after="0" w:before="0"/>
+              <w:jc w:val="center"/>
+            </w:pPr>
+            <w:r>
+              <w:rPr>
+                <w:rFonts w:ascii="Times New Roman" w:hAnsi="Times New Roman"/>
+                <w:b w:val="0"/>
+                <w:sz w:val="20"/>
+              </w:rPr>
+              <w:t>Dodecaedro rómbico, margem 1,2 nm</w:t>
+            </w:r>
+          </w:p>
+        </w:tc>
+        <w:tc>
+          <w:tcPr>
+            <w:tcW w:type="dxa" w:w="3118"/>
+            <w:vAlign w:val="center"/>
+          </w:tcPr>
+          <w:p>
+            <w:pPr>
+              <w:spacing w:after="0" w:before="0"/>
+              <w:jc w:val="left"/>
+            </w:pPr>
+            <w:r>
+              <w:rPr>
+                <w:rFonts w:ascii="Times New Roman" w:hAnsi="Times New Roman"/>
+                <w:b w:val="0"/>
+                <w:sz w:val="20"/>
+              </w:rPr>
+              <w:t>Abraham et al., 2015</w:t>
+            </w:r>
+          </w:p>
+        </w:tc>
+      </w:tr>
+      <w:tr>
+        <w:tc>
+          <w:tcPr>
+            <w:tcW w:type="dxa" w:w="3685"/>
+            <w:vAlign w:val="center"/>
+          </w:tcPr>
+          <w:p>
+            <w:pPr>
+              <w:spacing w:after="0" w:before="0"/>
+              <w:jc w:val="left"/>
+            </w:pPr>
+            <w:r>
+              <w:rPr>
+                <w:rFonts w:ascii="Times New Roman" w:hAnsi="Times New Roman"/>
+                <w:b w:val="0"/>
+                <w:sz w:val="20"/>
+              </w:rPr>
+              <w:t>Temperatura</w:t>
+            </w:r>
+          </w:p>
+        </w:tc>
+        <w:tc>
+          <w:tcPr>
+            <w:tcW w:type="dxa" w:w="3685"/>
+            <w:vAlign w:val="center"/>
+          </w:tcPr>
+          <w:p>
+            <w:pPr>
+              <w:spacing w:after="0" w:before="0"/>
+              <w:jc w:val="center"/>
+            </w:pPr>
+            <w:r>
+              <w:rPr>
+                <w:rFonts w:ascii="Times New Roman" w:hAnsi="Times New Roman"/>
+                <w:b w:val="0"/>
+                <w:sz w:val="20"/>
+              </w:rPr>
+              <w:t>300 K (27 °C)</w:t>
+            </w:r>
+          </w:p>
+        </w:tc>
+        <w:tc>
+          <w:tcPr>
+            <w:tcW w:type="dxa" w:w="3118"/>
+            <w:vAlign w:val="center"/>
+          </w:tcPr>
+          <w:p>
+            <w:pPr>
+              <w:spacing w:after="0" w:before="0"/>
+              <w:jc w:val="left"/>
+            </w:pPr>
+            <w:r>
+              <w:rPr>
+                <w:rFonts w:ascii="Times New Roman" w:hAnsi="Times New Roman"/>
+                <w:b w:val="0"/>
+                <w:sz w:val="20"/>
+              </w:rPr>
+              <w:t>Soelter et al., 2024</w:t>
+            </w:r>
+          </w:p>
+        </w:tc>
+      </w:tr>
+      <w:tr>
+        <w:tc>
+          <w:tcPr>
+            <w:tcW w:type="dxa" w:w="3685"/>
+            <w:vAlign w:val="center"/>
+          </w:tcPr>
+          <w:p>
+            <w:pPr>
+              <w:spacing w:after="0" w:before="0"/>
+              <w:jc w:val="left"/>
+            </w:pPr>
+            <w:r>
+              <w:rPr>
+                <w:rFonts w:ascii="Times New Roman" w:hAnsi="Times New Roman"/>
+                <w:b w:val="0"/>
+                <w:sz w:val="20"/>
+              </w:rPr>
+              <w:t>Pressão</w:t>
+            </w:r>
+          </w:p>
+        </w:tc>
+        <w:tc>
+          <w:tcPr>
+            <w:tcW w:type="dxa" w:w="3685"/>
+            <w:vAlign w:val="center"/>
+          </w:tcPr>
+          <w:p>
+            <w:pPr>
+              <w:spacing w:after="0" w:before="0"/>
+              <w:jc w:val="center"/>
+            </w:pPr>
+            <w:r>
+              <w:rPr>
+                <w:rFonts w:ascii="Times New Roman" w:hAnsi="Times New Roman"/>
+                <w:b w:val="0"/>
+                <w:sz w:val="20"/>
+              </w:rPr>
+              <w:t>1 bar</w:t>
+            </w:r>
+          </w:p>
+        </w:tc>
+        <w:tc>
+          <w:tcPr>
+            <w:tcW w:type="dxa" w:w="3118"/>
+            <w:vAlign w:val="center"/>
+          </w:tcPr>
+          <w:p>
+            <w:pPr>
+              <w:spacing w:after="0" w:before="0"/>
+              <w:jc w:val="left"/>
+            </w:pPr>
+            <w:r>
+              <w:rPr>
+                <w:rFonts w:ascii="Times New Roman" w:hAnsi="Times New Roman"/>
+                <w:b w:val="0"/>
+                <w:sz w:val="20"/>
+              </w:rPr>
+              <w:t>—</w:t>
+            </w:r>
+          </w:p>
+        </w:tc>
+      </w:tr>
+      <w:tr>
+        <w:tc>
+          <w:tcPr>
+            <w:tcW w:type="dxa" w:w="3685"/>
+            <w:vAlign w:val="center"/>
+          </w:tcPr>
+          <w:p>
+            <w:pPr>
+              <w:spacing w:after="0" w:before="0"/>
+              <w:jc w:val="left"/>
+            </w:pPr>
+            <w:r>
+              <w:rPr>
+                <w:rFonts w:ascii="Times New Roman" w:hAnsi="Times New Roman"/>
+                <w:b w:val="0"/>
+                <w:sz w:val="20"/>
+              </w:rPr>
+              <w:t>Concentração iônica</w:t>
+            </w:r>
+          </w:p>
+        </w:tc>
+        <w:tc>
+          <w:tcPr>
+            <w:tcW w:type="dxa" w:w="3685"/>
+            <w:vAlign w:val="center"/>
+          </w:tcPr>
+          <w:p>
+            <w:pPr>
+              <w:spacing w:after="0" w:before="0"/>
+              <w:jc w:val="center"/>
+            </w:pPr>
+            <w:r>
+              <w:rPr>
+                <w:rFonts w:ascii="Times New Roman" w:hAnsi="Times New Roman"/>
+                <w:b w:val="0"/>
+                <w:sz w:val="20"/>
+              </w:rPr>
+              <w:t>0,10 M NaCl</w:t>
+            </w:r>
+          </w:p>
+        </w:tc>
+        <w:tc>
+          <w:tcPr>
+            <w:tcW w:type="dxa" w:w="3118"/>
+            <w:vAlign w:val="center"/>
+          </w:tcPr>
+          <w:p>
+            <w:pPr>
+              <w:spacing w:after="0" w:before="0"/>
+              <w:jc w:val="left"/>
+            </w:pPr>
+            <w:r>
+              <w:rPr>
+                <w:rFonts w:ascii="Times New Roman" w:hAnsi="Times New Roman"/>
+                <w:b w:val="0"/>
+                <w:sz w:val="20"/>
+              </w:rPr>
+              <w:t>Zhu et al., 2022</w:t>
+            </w:r>
+          </w:p>
+        </w:tc>
+      </w:tr>
+      <w:tr>
+        <w:tc>
+          <w:tcPr>
+            <w:tcW w:type="dxa" w:w="3685"/>
+            <w:vAlign w:val="center"/>
+          </w:tcPr>
+          <w:p>
+            <w:pPr>
+              <w:spacing w:after="0" w:before="0"/>
+              <w:jc w:val="left"/>
+            </w:pPr>
+            <w:r>
+              <w:rPr>
+                <w:rFonts w:ascii="Times New Roman" w:hAnsi="Times New Roman"/>
+                <w:b w:val="0"/>
+                <w:sz w:val="20"/>
+              </w:rPr>
+              <w:t>Eletrostática</w:t>
+            </w:r>
+          </w:p>
+        </w:tc>
+        <w:tc>
+          <w:tcPr>
+            <w:tcW w:type="dxa" w:w="3685"/>
+            <w:vAlign w:val="center"/>
+          </w:tcPr>
+          <w:p>
+            <w:pPr>
+              <w:spacing w:after="0" w:before="0"/>
+              <w:jc w:val="center"/>
+            </w:pPr>
+            <w:r>
+              <w:rPr>
+                <w:rFonts w:ascii="Times New Roman" w:hAnsi="Times New Roman"/>
+                <w:b w:val="0"/>
+                <w:sz w:val="20"/>
+              </w:rPr>
+              <w:t>PME, cutoff 1,2 nm</w:t>
+            </w:r>
+          </w:p>
+        </w:tc>
+        <w:tc>
+          <w:tcPr>
+            <w:tcW w:type="dxa" w:w="3118"/>
+            <w:vAlign w:val="center"/>
+          </w:tcPr>
+          <w:p>
+            <w:pPr>
+              <w:spacing w:after="0" w:before="0"/>
+              <w:jc w:val="left"/>
+            </w:pPr>
+            <w:r>
+              <w:rPr>
+                <w:rFonts w:ascii="Times New Roman" w:hAnsi="Times New Roman"/>
+                <w:b w:val="0"/>
+                <w:sz w:val="20"/>
+              </w:rPr>
+              <w:t>Darden et al., 1993</w:t>
+            </w:r>
+          </w:p>
+        </w:tc>
+      </w:tr>
+      <w:tr>
+        <w:tc>
+          <w:tcPr>
+            <w:tcW w:type="dxa" w:w="3685"/>
+            <w:vAlign w:val="center"/>
+          </w:tcPr>
+          <w:p>
+            <w:pPr>
+              <w:spacing w:after="0" w:before="0"/>
+              <w:jc w:val="left"/>
+            </w:pPr>
+            <w:r>
+              <w:rPr>
+                <w:rFonts w:ascii="Times New Roman" w:hAnsi="Times New Roman"/>
+                <w:b w:val="0"/>
+                <w:sz w:val="20"/>
+              </w:rPr>
+              <w:t>Van der Waals</w:t>
+            </w:r>
+          </w:p>
+        </w:tc>
+        <w:tc>
+          <w:tcPr>
+            <w:tcW w:type="dxa" w:w="3685"/>
+            <w:vAlign w:val="center"/>
+          </w:tcPr>
+          <w:p>
+            <w:pPr>
+              <w:spacing w:after="0" w:before="0"/>
+              <w:jc w:val="center"/>
+            </w:pPr>
+            <w:r>
+              <w:rPr>
+                <w:rFonts w:ascii="Times New Roman" w:hAnsi="Times New Roman"/>
+                <w:b w:val="0"/>
+                <w:sz w:val="20"/>
+              </w:rPr>
+              <w:t>Cutoff 1,2 nm, esquema Verlet</w:t>
+            </w:r>
+          </w:p>
+        </w:tc>
+        <w:tc>
+          <w:tcPr>
+            <w:tcW w:type="dxa" w:w="3118"/>
+            <w:vAlign w:val="center"/>
+          </w:tcPr>
+          <w:p>
+            <w:pPr>
+              <w:spacing w:after="0" w:before="0"/>
+              <w:jc w:val="left"/>
+            </w:pPr>
+            <w:r>
+              <w:rPr>
+                <w:rFonts w:ascii="Times New Roman" w:hAnsi="Times New Roman"/>
+                <w:b w:val="0"/>
+                <w:sz w:val="20"/>
+              </w:rPr>
+              <w:t>—</w:t>
+            </w:r>
+          </w:p>
+        </w:tc>
+      </w:tr>
+      <w:tr>
+        <w:tc>
+          <w:tcPr>
+            <w:tcW w:type="dxa" w:w="3685"/>
+            <w:vAlign w:val="center"/>
+          </w:tcPr>
+          <w:p>
+            <w:pPr>
+              <w:spacing w:after="0" w:before="0"/>
+              <w:jc w:val="left"/>
+            </w:pPr>
+            <w:r>
+              <w:rPr>
+                <w:rFonts w:ascii="Times New Roman" w:hAnsi="Times New Roman"/>
+                <w:b w:val="0"/>
+                <w:sz w:val="20"/>
+              </w:rPr>
+              <w:t>Restrições de ligação</w:t>
+            </w:r>
+          </w:p>
+        </w:tc>
+        <w:tc>
+          <w:tcPr>
+            <w:tcW w:type="dxa" w:w="3685"/>
+            <w:vAlign w:val="center"/>
+          </w:tcPr>
+          <w:p>
+            <w:pPr>
+              <w:spacing w:after="0" w:before="0"/>
+              <w:jc w:val="center"/>
+            </w:pPr>
+            <w:r>
+              <w:rPr>
+                <w:rFonts w:ascii="Times New Roman" w:hAnsi="Times New Roman"/>
+                <w:b w:val="0"/>
+                <w:sz w:val="20"/>
+              </w:rPr>
+              <w:t>LINCS (ordem 4, 1 iteração)</w:t>
+            </w:r>
+          </w:p>
+        </w:tc>
+        <w:tc>
+          <w:tcPr>
+            <w:tcW w:type="dxa" w:w="3118"/>
+            <w:vAlign w:val="center"/>
+          </w:tcPr>
+          <w:p>
+            <w:pPr>
+              <w:spacing w:after="0" w:before="0"/>
+              <w:jc w:val="left"/>
+            </w:pPr>
+            <w:r>
+              <w:rPr>
+                <w:rFonts w:ascii="Times New Roman" w:hAnsi="Times New Roman"/>
+                <w:b w:val="0"/>
+                <w:sz w:val="20"/>
+              </w:rPr>
+              <w:t>Hess et al., 1997</w:t>
+            </w:r>
+          </w:p>
+        </w:tc>
+      </w:tr>
+      <w:tr>
+        <w:tc>
+          <w:tcPr>
+            <w:tcW w:type="dxa" w:w="3685"/>
+            <w:vAlign w:val="center"/>
+          </w:tcPr>
+          <w:p>
+            <w:pPr>
+              <w:spacing w:after="0" w:before="0"/>
+              <w:jc w:val="left"/>
+            </w:pPr>
+            <w:r>
+              <w:rPr>
+                <w:rFonts w:ascii="Times New Roman" w:hAnsi="Times New Roman"/>
+                <w:b w:val="0"/>
+                <w:sz w:val="20"/>
+              </w:rPr>
+              <w:t>Passo de integração</w:t>
+            </w:r>
+          </w:p>
+        </w:tc>
+        <w:tc>
+          <w:tcPr>
+            <w:tcW w:type="dxa" w:w="3685"/>
+            <w:vAlign w:val="center"/>
+          </w:tcPr>
+          <w:p>
+            <w:pPr>
+              <w:spacing w:after="0" w:before="0"/>
+              <w:jc w:val="center"/>
+            </w:pPr>
+            <w:r>
+              <w:rPr>
+                <w:rFonts w:ascii="Times New Roman" w:hAnsi="Times New Roman"/>
+                <w:b w:val="0"/>
+                <w:sz w:val="20"/>
+              </w:rPr>
+              <w:t>2 fs</w:t>
+            </w:r>
+          </w:p>
+        </w:tc>
+        <w:tc>
+          <w:tcPr>
+            <w:tcW w:type="dxa" w:w="3118"/>
+            <w:vAlign w:val="center"/>
+          </w:tcPr>
+          <w:p>
+            <w:pPr>
+              <w:spacing w:after="0" w:before="0"/>
+              <w:jc w:val="left"/>
+            </w:pPr>
+            <w:r>
+              <w:rPr>
+                <w:rFonts w:ascii="Times New Roman" w:hAnsi="Times New Roman"/>
+                <w:b w:val="0"/>
+                <w:sz w:val="20"/>
+              </w:rPr>
+              <w:t>—</w:t>
+            </w:r>
+          </w:p>
+        </w:tc>
+      </w:tr>
+      <w:tr>
+        <w:tc>
+          <w:tcPr>
+            <w:tcW w:type="dxa" w:w="3685"/>
+            <w:vAlign w:val="center"/>
+          </w:tcPr>
+          <w:p>
+            <w:pPr>
+              <w:spacing w:after="0" w:before="0"/>
+              <w:jc w:val="left"/>
+            </w:pPr>
+            <w:r>
+              <w:rPr>
+                <w:rFonts w:ascii="Times New Roman" w:hAnsi="Times New Roman"/>
+                <w:b w:val="0"/>
+                <w:sz w:val="20"/>
+              </w:rPr>
+              <w:t>Termostato</w:t>
+            </w:r>
+          </w:p>
+        </w:tc>
+        <w:tc>
+          <w:tcPr>
+            <w:tcW w:type="dxa" w:w="3685"/>
+            <w:vAlign w:val="center"/>
+          </w:tcPr>
+          <w:p>
+            <w:pPr>
+              <w:spacing w:after="0" w:before="0"/>
+              <w:jc w:val="center"/>
+            </w:pPr>
+            <w:r>
+              <w:rPr>
+                <w:rFonts w:ascii="Times New Roman" w:hAnsi="Times New Roman"/>
+                <w:b w:val="0"/>
+                <w:sz w:val="20"/>
+              </w:rPr>
+              <w:t>V-rescale, τ = 0,1 ps</w:t>
+            </w:r>
+          </w:p>
+        </w:tc>
+        <w:tc>
+          <w:tcPr>
+            <w:tcW w:type="dxa" w:w="3118"/>
+            <w:vAlign w:val="center"/>
+          </w:tcPr>
+          <w:p>
+            <w:pPr>
+              <w:spacing w:after="0" w:before="0"/>
+              <w:jc w:val="left"/>
+            </w:pPr>
+            <w:r>
+              <w:rPr>
+                <w:rFonts w:ascii="Times New Roman" w:hAnsi="Times New Roman"/>
+                <w:b w:val="0"/>
+                <w:sz w:val="20"/>
+              </w:rPr>
+              <w:t>Bussi et al., 2007</w:t>
+            </w:r>
+          </w:p>
+        </w:tc>
+      </w:tr>
+      <w:tr>
+        <w:tc>
+          <w:tcPr>
+            <w:tcW w:type="dxa" w:w="3685"/>
+            <w:vAlign w:val="center"/>
+          </w:tcPr>
+          <w:p>
+            <w:pPr>
+              <w:spacing w:after="0" w:before="0"/>
+              <w:jc w:val="left"/>
+            </w:pPr>
+            <w:r>
+              <w:rPr>
+                <w:rFonts w:ascii="Times New Roman" w:hAnsi="Times New Roman"/>
+                <w:b w:val="0"/>
+                <w:sz w:val="20"/>
+              </w:rPr>
+              <w:t>Barostato — equilibração</w:t>
+            </w:r>
+          </w:p>
+        </w:tc>
+        <w:tc>
+          <w:tcPr>
+            <w:tcW w:type="dxa" w:w="3685"/>
+            <w:vAlign w:val="center"/>
+          </w:tcPr>
+          <w:p>
+            <w:pPr>
+              <w:spacing w:after="0" w:before="0"/>
+              <w:jc w:val="center"/>
+            </w:pPr>
+            <w:r>
+              <w:rPr>
+                <w:rFonts w:ascii="Times New Roman" w:hAnsi="Times New Roman"/>
+                <w:b w:val="0"/>
+                <w:sz w:val="20"/>
+              </w:rPr>
+              <w:t>Berendsen, τp = 2,0 ps</w:t>
+            </w:r>
+          </w:p>
+        </w:tc>
+        <w:tc>
+          <w:tcPr>
+            <w:tcW w:type="dxa" w:w="3118"/>
+            <w:vAlign w:val="center"/>
+          </w:tcPr>
+          <w:p>
+            <w:pPr>
+              <w:spacing w:after="0" w:before="0"/>
+              <w:jc w:val="left"/>
+            </w:pPr>
+            <w:r>
+              <w:rPr>
+                <w:rFonts w:ascii="Times New Roman" w:hAnsi="Times New Roman"/>
+                <w:b w:val="0"/>
+                <w:sz w:val="20"/>
+              </w:rPr>
+              <w:t>Bray et al., 2024</w:t>
+            </w:r>
+          </w:p>
+        </w:tc>
+      </w:tr>
+      <w:tr>
+        <w:tc>
+          <w:tcPr>
+            <w:tcW w:type="dxa" w:w="3685"/>
+            <w:vAlign w:val="center"/>
+          </w:tcPr>
+          <w:p>
+            <w:pPr>
+              <w:spacing w:after="0" w:before="0"/>
+              <w:jc w:val="left"/>
+            </w:pPr>
+            <w:r>
+              <w:rPr>
+                <w:rFonts w:ascii="Times New Roman" w:hAnsi="Times New Roman"/>
+                <w:b w:val="0"/>
+                <w:sz w:val="20"/>
+              </w:rPr>
+              <w:t>Barostato — produção</w:t>
+            </w:r>
+          </w:p>
+        </w:tc>
+        <w:tc>
+          <w:tcPr>
+            <w:tcW w:type="dxa" w:w="3685"/>
+            <w:vAlign w:val="center"/>
+          </w:tcPr>
+          <w:p>
+            <w:pPr>
+              <w:spacing w:after="0" w:before="0"/>
+              <w:jc w:val="center"/>
+            </w:pPr>
+            <w:r>
+              <w:rPr>
+                <w:rFonts w:ascii="Times New Roman" w:hAnsi="Times New Roman"/>
+                <w:b w:val="0"/>
+                <w:sz w:val="20"/>
+              </w:rPr>
+              <w:t>Parrinello-Rahman, τp = 2,0 ps</w:t>
+            </w:r>
+          </w:p>
+        </w:tc>
+        <w:tc>
+          <w:tcPr>
+            <w:tcW w:type="dxa" w:w="3118"/>
+            <w:vAlign w:val="center"/>
+          </w:tcPr>
+          <w:p>
+            <w:pPr>
+              <w:spacing w:after="0" w:before="0"/>
+              <w:jc w:val="left"/>
+            </w:pPr>
+            <w:r>
+              <w:rPr>
+                <w:rFonts w:ascii="Times New Roman" w:hAnsi="Times New Roman"/>
+                <w:b w:val="0"/>
+                <w:sz w:val="20"/>
+              </w:rPr>
+              <w:t>Parrinello &amp; Rahman, 1981</w:t>
+            </w:r>
+          </w:p>
+        </w:tc>
+      </w:tr>
+      <w:tr>
+        <w:tc>
+          <w:tcPr>
+            <w:tcW w:type="dxa" w:w="3685"/>
+            <w:vAlign w:val="center"/>
+          </w:tcPr>
+          <w:p>
+            <w:pPr>
+              <w:spacing w:after="0" w:before="0"/>
+              <w:jc w:val="left"/>
+            </w:pPr>
+            <w:r>
+              <w:rPr>
+                <w:rFonts w:ascii="Times New Roman" w:hAnsi="Times New Roman"/>
+                <w:b w:val="0"/>
+                <w:sz w:val="20"/>
+              </w:rPr>
+              <w:t>Equilibração NVT</w:t>
+            </w:r>
+          </w:p>
+        </w:tc>
+        <w:tc>
+          <w:tcPr>
+            <w:tcW w:type="dxa" w:w="3685"/>
+            <w:vAlign w:val="center"/>
+          </w:tcPr>
+          <w:p>
+            <w:pPr>
+              <w:spacing w:after="0" w:before="0"/>
+              <w:jc w:val="center"/>
+            </w:pPr>
+            <w:r>
+              <w:rPr>
+                <w:rFonts w:ascii="Times New Roman" w:hAnsi="Times New Roman"/>
+                <w:b w:val="0"/>
+                <w:sz w:val="20"/>
+              </w:rPr>
+              <w:t>200 ps</w:t>
+            </w:r>
+          </w:p>
+        </w:tc>
+        <w:tc>
+          <w:tcPr>
+            <w:tcW w:type="dxa" w:w="3118"/>
+            <w:vAlign w:val="center"/>
+          </w:tcPr>
+          <w:p>
+            <w:pPr>
+              <w:spacing w:after="0" w:before="0"/>
+              <w:jc w:val="left"/>
+            </w:pPr>
+            <w:r>
+              <w:rPr>
+                <w:rFonts w:ascii="Times New Roman" w:hAnsi="Times New Roman"/>
+                <w:b w:val="0"/>
+                <w:sz w:val="20"/>
+              </w:rPr>
+              <w:t>Bray et al., 2024</w:t>
+            </w:r>
+          </w:p>
+        </w:tc>
+      </w:tr>
+      <w:tr>
+        <w:tc>
+          <w:tcPr>
+            <w:tcW w:type="dxa" w:w="3685"/>
+            <w:vAlign w:val="center"/>
+          </w:tcPr>
+          <w:p>
+            <w:pPr>
+              <w:spacing w:after="0" w:before="0"/>
+              <w:jc w:val="left"/>
+            </w:pPr>
+            <w:r>
+              <w:rPr>
+                <w:rFonts w:ascii="Times New Roman" w:hAnsi="Times New Roman"/>
+                <w:b w:val="0"/>
+                <w:sz w:val="20"/>
+              </w:rPr>
+              <w:t>Equilibração NPT</w:t>
+            </w:r>
+          </w:p>
+        </w:tc>
+        <w:tc>
+          <w:tcPr>
+            <w:tcW w:type="dxa" w:w="3685"/>
+            <w:vAlign w:val="center"/>
+          </w:tcPr>
+          <w:p>
+            <w:pPr>
+              <w:spacing w:after="0" w:before="0"/>
+              <w:jc w:val="center"/>
+            </w:pPr>
+            <w:r>
+              <w:rPr>
+                <w:rFonts w:ascii="Times New Roman" w:hAnsi="Times New Roman"/>
+                <w:b w:val="0"/>
+                <w:sz w:val="20"/>
+              </w:rPr>
+              <w:t>500 ps</w:t>
+            </w:r>
+          </w:p>
+        </w:tc>
+        <w:tc>
+          <w:tcPr>
+            <w:tcW w:type="dxa" w:w="3118"/>
+            <w:vAlign w:val="center"/>
+          </w:tcPr>
+          <w:p>
+            <w:pPr>
+              <w:spacing w:after="0" w:before="0"/>
+              <w:jc w:val="left"/>
+            </w:pPr>
+            <w:r>
+              <w:rPr>
+                <w:rFonts w:ascii="Times New Roman" w:hAnsi="Times New Roman"/>
+                <w:b w:val="0"/>
+                <w:sz w:val="20"/>
+              </w:rPr>
+              <w:t>Al-Khafaji et al., 2024</w:t>
+            </w:r>
+          </w:p>
+        </w:tc>
+      </w:tr>
+      <w:tr>
+        <w:tc>
+          <w:tcPr>
+            <w:tcW w:type="dxa" w:w="3685"/>
+            <w:vAlign w:val="center"/>
+          </w:tcPr>
+          <w:p>
+            <w:pPr>
+              <w:spacing w:after="0" w:before="0"/>
+              <w:jc w:val="left"/>
+            </w:pPr>
+            <w:r>
+              <w:rPr>
+                <w:rFonts w:ascii="Times New Roman" w:hAnsi="Times New Roman"/>
+                <w:b w:val="0"/>
+                <w:sz w:val="20"/>
+              </w:rPr>
+              <w:t>Produção</w:t>
+            </w:r>
+          </w:p>
+        </w:tc>
+        <w:tc>
+          <w:tcPr>
+            <w:tcW w:type="dxa" w:w="3685"/>
+            <w:vAlign w:val="center"/>
+          </w:tcPr>
+          <w:p>
+            <w:pPr>
+              <w:spacing w:after="0" w:before="0"/>
+              <w:jc w:val="center"/>
+            </w:pPr>
+            <w:r>
+              <w:rPr>
+                <w:rFonts w:ascii="Times New Roman" w:hAnsi="Times New Roman"/>
+                <w:b w:val="0"/>
+                <w:sz w:val="20"/>
+              </w:rPr>
+              <w:t>100 ns por complexo</w:t>
+            </w:r>
+          </w:p>
+        </w:tc>
+        <w:tc>
+          <w:tcPr>
+            <w:tcW w:type="dxa" w:w="3118"/>
+            <w:vAlign w:val="center"/>
+          </w:tcPr>
+          <w:p>
+            <w:pPr>
+              <w:spacing w:after="0" w:before="0"/>
+              <w:jc w:val="left"/>
+            </w:pPr>
+            <w:r>
+              <w:rPr>
+                <w:rFonts w:ascii="Times New Roman" w:hAnsi="Times New Roman"/>
+                <w:b w:val="0"/>
+                <w:sz w:val="20"/>
+              </w:rPr>
+              <w:t>Ahmad et al., 2018</w:t>
+            </w:r>
+          </w:p>
+        </w:tc>
+      </w:tr>
+      <w:tr>
+        <w:tc>
+          <w:tcPr>
+            <w:tcW w:type="dxa" w:w="3685"/>
+            <w:vAlign w:val="center"/>
+          </w:tcPr>
+          <w:p>
+            <w:pPr>
+              <w:spacing w:after="0" w:before="0"/>
+              <w:jc w:val="left"/>
+            </w:pPr>
+            <w:r>
+              <w:rPr>
+                <w:rFonts w:ascii="Times New Roman" w:hAnsi="Times New Roman"/>
+                <w:b w:val="0"/>
+                <w:sz w:val="20"/>
+              </w:rPr>
+              <w:t>Frequência de gravação</w:t>
+            </w:r>
+          </w:p>
+        </w:tc>
+        <w:tc>
+          <w:tcPr>
+            <w:tcW w:type="dxa" w:w="3685"/>
+            <w:vAlign w:val="center"/>
+          </w:tcPr>
+          <w:p>
+            <w:pPr>
+              <w:spacing w:after="0" w:before="0"/>
+              <w:jc w:val="center"/>
+            </w:pPr>
+            <w:r>
+              <w:rPr>
+                <w:rFonts w:ascii="Times New Roman" w:hAnsi="Times New Roman"/>
+                <w:b w:val="0"/>
+                <w:sz w:val="20"/>
+              </w:rPr>
+              <w:t>10 ps (nstxout-compressed = 5.000)</w:t>
+            </w:r>
+          </w:p>
+        </w:tc>
+        <w:tc>
+          <w:tcPr>
+            <w:tcW w:type="dxa" w:w="3118"/>
+            <w:vAlign w:val="center"/>
+          </w:tcPr>
+          <w:p>
+            <w:pPr>
+              <w:spacing w:after="0" w:before="0"/>
+              <w:jc w:val="left"/>
+            </w:pPr>
+            <w:r>
+              <w:rPr>
+                <w:rFonts w:ascii="Times New Roman" w:hAnsi="Times New Roman"/>
+                <w:b w:val="0"/>
+                <w:sz w:val="20"/>
+              </w:rPr>
+              <w:t>—</w:t>
+            </w:r>
+          </w:p>
+        </w:tc>
+      </w:tr>
+      <w:tr>
+        <w:tc>
+          <w:tcPr>
+            <w:tcW w:type="dxa" w:w="3685"/>
+            <w:vAlign w:val="center"/>
+          </w:tcPr>
+          <w:p>
+            <w:pPr>
+              <w:spacing w:after="0" w:before="0"/>
+              <w:jc w:val="left"/>
+            </w:pPr>
+            <w:r>
+              <w:rPr>
+                <w:rFonts w:ascii="Times New Roman" w:hAnsi="Times New Roman"/>
+                <w:b w:val="0"/>
+                <w:sz w:val="20"/>
+              </w:rPr>
+              <w:t>Velocidades iniciais</w:t>
+            </w:r>
+          </w:p>
+        </w:tc>
+        <w:tc>
+          <w:tcPr>
+            <w:tcW w:type="dxa" w:w="3685"/>
+            <w:vAlign w:val="center"/>
+          </w:tcPr>
+          <w:p>
+            <w:pPr>
+              <w:spacing w:after="0" w:before="0"/>
+              <w:jc w:val="center"/>
+            </w:pPr>
+            <w:r>
+              <w:rPr>
+                <w:rFonts w:ascii="Times New Roman" w:hAnsi="Times New Roman"/>
+                <w:b w:val="0"/>
+                <w:sz w:val="20"/>
+              </w:rPr>
+              <w:t>Maxwell-Boltzmann 300 K, semente −1</w:t>
+            </w:r>
+          </w:p>
+        </w:tc>
+        <w:tc>
+          <w:tcPr>
+            <w:tcW w:type="dxa" w:w="3118"/>
+            <w:vAlign w:val="center"/>
+          </w:tcPr>
+          <w:p>
+            <w:pPr>
+              <w:spacing w:after="0" w:before="0"/>
+              <w:jc w:val="left"/>
+            </w:pPr>
+            <w:r>
+              <w:rPr>
+                <w:rFonts w:ascii="Times New Roman" w:hAnsi="Times New Roman"/>
+                <w:b w:val="0"/>
+                <w:sz w:val="20"/>
+              </w:rPr>
+              <w:t>—</w:t>
+            </w:r>
+          </w:p>
+        </w:tc>
+      </w:tr>
+      <w:tr>
+        <w:tc>
+          <w:tcPr>
+            <w:tcW w:type="dxa" w:w="3685"/>
+            <w:vAlign w:val="center"/>
+          </w:tcPr>
+          <w:p>
+            <w:pPr>
+              <w:spacing w:after="0" w:before="0"/>
+              <w:jc w:val="left"/>
+            </w:pPr>
+            <w:r>
+              <w:rPr>
+                <w:rFonts w:ascii="Times New Roman" w:hAnsi="Times New Roman"/>
+                <w:b w:val="0"/>
+                <w:sz w:val="20"/>
+              </w:rPr>
+              <w:t>pH implícito</w:t>
+            </w:r>
+          </w:p>
+        </w:tc>
+        <w:tc>
+          <w:tcPr>
+            <w:tcW w:type="dxa" w:w="3685"/>
+            <w:vAlign w:val="center"/>
+          </w:tcPr>
+          <w:p>
+            <w:pPr>
+              <w:spacing w:after="0" w:before="0"/>
+              <w:jc w:val="center"/>
+            </w:pPr>
+            <w:r>
+              <w:rPr>
+                <w:rFonts w:ascii="Times New Roman" w:hAnsi="Times New Roman"/>
+                <w:b w:val="0"/>
+                <w:sz w:val="20"/>
+              </w:rPr>
+              <w:t>8,2 (PROPKA); His57 como HIE</w:t>
+            </w:r>
+          </w:p>
+        </w:tc>
+        <w:tc>
+          <w:tcPr>
+            <w:tcW w:type="dxa" w:w="3118"/>
+            <w:vAlign w:val="center"/>
+          </w:tcPr>
+          <w:p>
+            <w:pPr>
+              <w:spacing w:after="0" w:before="0"/>
+              <w:jc w:val="left"/>
+            </w:pPr>
+            <w:r>
+              <w:rPr>
+                <w:rFonts w:ascii="Times New Roman" w:hAnsi="Times New Roman"/>
+                <w:b w:val="0"/>
+                <w:sz w:val="20"/>
+              </w:rPr>
+              <w:t>Dolinsky et al., 2007</w:t>
+            </w:r>
+          </w:p>
+        </w:tc>
+      </w:tr>
+    </w:tbl>
+    <w:p/>
+    <w:p>
+      <w:pPr>
+        <w:pStyle w:val="Heading2"/>
+        <w:jc w:val="left"/>
+      </w:pPr>
+      <w:r>
+        <w:rPr>
+          <w:rFonts w:ascii="Times New Roman" w:hAnsi="Times New Roman"/>
+        </w:rPr>
+        <w:t>2.5 Análise das trajetórias</w:t>
+      </w:r>
+    </w:p>
+    <w:p>
+      <w:pPr>
+        <w:spacing w:after="120" w:before="0"/>
+        <w:ind w:firstLine="720"/>
+        <w:jc w:val="both"/>
+      </w:pPr>
+      <w:r>
+        <w:rPr>
+          <w:rFonts w:ascii="Times New Roman" w:hAnsi="Times New Roman"/>
+          <w:sz w:val="24"/>
+        </w:rPr>
+        <w:t>As trajetórias de produção foram pós-processadas com o módulo gmx trjconv para: (i) correção de condições periódicas de contorno (PBC); (ii) centralização do complexo na caixa; e (iii) alinhamento rotacional e translacional pelo backbone do receptor. As seguintes propriedades foram calculadas ao longo de cada trajetória:</w:t>
       </w:r>
     </w:p>
     <w:p>
       <w:pPr>
         <w:pStyle w:val="ListBullet"/>
-        <w:spacing w:after="40"/>
+        <w:spacing w:after="60" w:before="0"/>
         <w:jc w:val="both"/>
       </w:pPr>
       <w:r>
@@ -243,13 +1587,13 @@
           <w:rFonts w:ascii="Times New Roman" w:hAnsi="Times New Roman"/>
           <w:sz w:val="24"/>
         </w:rPr>
-        <w:t>o desvio quadrático médio (RMSD) foi calculado para o backbone do receptor (Cα, C, N, O) e separadamente para os átomos pesados do peptídeo, tomando a estrutura do início da produção como referência, utilizando gmx rms.</w:t>
+        <w:t>o desvio quadrático médio das posições atômicas foi calculado para o backbone do receptor (Cα, C, N, O) e para os átomos pesados do peptídeo, utilizando a estrutura do primeiro frame da produção como referência (gmx rms). Trajetórias com RMSD do backbone &lt; 0,3 nm e variação padrão &lt; 0,05 nm foram consideradas estáveis.</w:t>
       </w:r>
     </w:p>
     <w:p>
       <w:pPr>
         <w:pStyle w:val="ListBullet"/>
-        <w:spacing w:after="40"/>
+        <w:spacing w:after="60" w:before="0"/>
         <w:jc w:val="both"/>
       </w:pPr>
       <w:r>
@@ -265,13 +1609,13 @@
           <w:rFonts w:ascii="Times New Roman" w:hAnsi="Times New Roman"/>
           <w:sz w:val="24"/>
         </w:rPr>
-        <w:t>a flutuação quadrática média das posições atômicas (RMSF) foi calculada por resíduo sobre o backbone do receptor ao longo de toda a trajetória de produção, com gmx rmsf.</w:t>
+        <w:t>a flutuação quadrática média das posições atômicas foi calculada por resíduo para o backbone do receptor ao longo de toda a trajetória (gmx rmsf), identificando regiões de alta mobilidade e loops flexíveis.</w:t>
       </w:r>
     </w:p>
     <w:p>
       <w:pPr>
         <w:pStyle w:val="ListBullet"/>
-        <w:spacing w:after="40"/>
+        <w:spacing w:after="60" w:before="0"/>
         <w:jc w:val="both"/>
       </w:pPr>
       <w:r>
@@ -280,20 +1624,20 @@
           <w:b/>
           <w:sz w:val="24"/>
         </w:rPr>
-        <w:t xml:space="preserve">Raio de giro (Rg): </w:t>
+        <w:t xml:space="preserve">Compactação estrutural (Raio de giro, Rg): </w:t>
       </w:r>
       <w:r>
         <w:rPr>
           <w:rFonts w:ascii="Times New Roman" w:hAnsi="Times New Roman"/>
           <w:sz w:val="24"/>
         </w:rPr>
-        <w:t>a compactação estrutural do complexo foi monitorada pelo raio de giro calculado sobre todos os átomos da proteína com gmx gyrate.</w:t>
+        <w:t>o raio de giro do complexo foi calculado sobre todos os átomos da proteína ao longo do tempo (gmx gyrate), como indicador de expansão ou compactação global do receptor durante a simulação.</w:t>
       </w:r>
     </w:p>
     <w:p>
       <w:pPr>
         <w:pStyle w:val="ListBullet"/>
-        <w:spacing w:after="40"/>
+        <w:spacing w:after="60" w:before="0"/>
         <w:jc w:val="both"/>
       </w:pPr>
       <w:r>
@@ -302,20 +1646,20 @@
           <w:b/>
           <w:sz w:val="24"/>
         </w:rPr>
-        <w:t xml:space="preserve">Contatos e distância mínima: </w:t>
+        <w:t xml:space="preserve">Contatos intermoleculares: </w:t>
       </w:r>
       <w:r>
         <w:rPr>
           <w:rFonts w:ascii="Times New Roman" w:hAnsi="Times New Roman"/>
           <w:sz w:val="24"/>
         </w:rPr>
-        <w:t>o número de contatos intermoleculares receptor–peptídeo (distância &lt; 0,4 nm) e a distância mínima entre os grupos foram calculados com gmx mindist.</w:t>
+        <w:t>o número de átomos em contato entre receptor e peptídeo (distância &lt; 0,4 nm) e a distância mínima entre os grupos foram calculados com gmx mindist. Reduções abruptas no número de contatos foram interpretadas como eventos de dissociação do peptídeo.</w:t>
       </w:r>
     </w:p>
     <w:p>
       <w:pPr>
         <w:pStyle w:val="ListBullet"/>
-        <w:spacing w:after="40"/>
+        <w:spacing w:after="60" w:before="0"/>
         <w:jc w:val="both"/>
       </w:pPr>
       <w:r>
@@ -331,13 +1675,13 @@
           <w:rFonts w:ascii="Times New Roman" w:hAnsi="Times New Roman"/>
           <w:sz w:val="24"/>
         </w:rPr>
-        <w:t>as pontes de hidrogênio intermoleculares entre receptor e peptídeo foram identificadas e contadas ao longo da trajetória com gmx hbond, utilizando os critérios geométricos padrão (distância doador–aceptor ≤ 0,35 nm; ângulo ≤ 30°).</w:t>
+        <w:t>pontes de hidrogênio entre receptor e peptídeo foram identificadas e quantificadas ao longo da trajetória com gmx hbond, utilizando os critérios geométricos padrão: distância doador–aceptor ≤ 0,35 nm e ângulo ≤ 30°. Apenas pontes com persistência ≥ 10% da trajetória foram consideradas estáveis.</w:t>
       </w:r>
     </w:p>
     <w:p>
       <w:pPr>
         <w:pStyle w:val="ListBullet"/>
-        <w:spacing w:after="40"/>
+        <w:spacing w:after="60" w:before="0"/>
         <w:jc w:val="both"/>
       </w:pPr>
       <w:r>
@@ -353,13 +1697,13 @@
           <w:rFonts w:ascii="Times New Roman" w:hAnsi="Times New Roman"/>
           <w:sz w:val="24"/>
         </w:rPr>
-        <w:t>a SASA total do receptor e do peptídeo no complexo foi calculada com gmx sasa, utilizando o algoritmo de Connolly com raio de sonda de 0,14 nm. Valores de SASA reduzidos do peptídeo ao longo do tempo indicam enterramento progressivo na interface de ligação.</w:t>
+        <w:t>a SASA do receptor e do peptídeo foi calculada com gmx sasa (algoritmo de Connolly, raio de sonda 0,14 nm). Valores reduzidos de SASA do peptídeo ao longo do tempo indicam enterramento progressivo na interface de ligação e redução da exposição ao solvente.</w:t>
       </w:r>
     </w:p>
     <w:p>
       <w:pPr>
         <w:pStyle w:val="ListBullet"/>
-        <w:spacing w:after="40"/>
+        <w:spacing w:after="60" w:before="0"/>
         <w:jc w:val="both"/>
       </w:pPr>
       <w:r>
@@ -368,20 +1712,20 @@
           <w:b/>
           <w:sz w:val="24"/>
         </w:rPr>
-        <w:t xml:space="preserve">Distâncias à tríade catalítica: </w:t>
+        <w:t xml:space="preserve">Distâncias aos resíduos catalíticos e bolsão S1: </w:t>
       </w:r>
       <w:r>
         <w:rPr>
           <w:rFonts w:ascii="Times New Roman" w:hAnsi="Times New Roman"/>
           <w:sz w:val="24"/>
         </w:rPr>
-        <w:t>a distância mínima entre os átomos pesados do peptídeo e cada resíduo da tríade catalítica (Ser195, His57, Asp102) foi monitorada ao longo da trajetória com gmx mindist, como indicador de ocupação e bloqueio do sítio ativo da tripsina.</w:t>
+        <w:t>a distância mínima entre os átomos pesados do peptídeo e cada resíduo de interesse do sítio ativo (Tyr83, Asp132, Ser234 e Ile229/bolsão S1) foi monitorada ao longo da trajetória com gmx mindist. Distâncias &lt; 0,5 nm foram consideradas compatíveis com ocupação do sítio ativo e potencial inibição da atividade catalítica.</w:t>
       </w:r>
     </w:p>
     <w:p/>
     <w:p>
       <w:pPr>
-        <w:spacing w:after="0"/>
+        <w:spacing w:after="120" w:before="0"/>
         <w:ind w:firstLine="720"/>
         <w:jc w:val="both"/>
       </w:pPr>
@@ -390,7 +1734,7 @@
           <w:rFonts w:ascii="Times New Roman" w:hAnsi="Times New Roman"/>
           <w:sz w:val="24"/>
         </w:rPr>
-        <w:t>A fase estável de cada trajetória foi determinada pela identificação do plateau no perfil de RMSD do backbone, descartando a fase de equilibração inicial. Os critérios de inibição peptídica foram avaliados de forma integrada, considerando: (i) RMSD do peptídeo &lt; 0,3 nm (estabilidade conformacional na interface); (ii) presença de pelo menos uma ponte de hidrogênio persistente com o receptor; (iii) distância à tríade catalítica &lt; 0,5 nm; (iv) redução da SASA do peptídeo (enterramento); e (v) número de contatos intermoleculares estável ao longo da fase estável da simulação.</w:t>
+        <w:t>A fase estável de cada trajetória foi determinada automaticamente pela identificação do plateau no perfil de RMSD do backbone, utilizando uma janela deslizante de 5 ns e limiar de desvio padrão de 0,15 nm (módulo stability_filter do pipeline). Os critérios integrados para classificação de inibição peptídica foram: (i) RMSD do peptídeo &lt; 0,3 nm na fase estável; (ii) ≥ 1 ponte de hidrogênio com persistência ≥ 10%; (iii) distância a pelo menos um resíduo catalítico &lt; 0,5 nm; (iv) redução da SASA do peptídeo em relação ao valor inicial (enterramento); e (v) número de contatos intermoleculares estável ao longo da fase estável.</w:t>
       </w:r>
     </w:p>
     <w:p>
@@ -399,12 +1743,15 @@
         <w:jc w:val="left"/>
       </w:pPr>
       <w:r>
+        <w:rPr>
+          <w:rFonts w:ascii="Times New Roman" w:hAnsi="Times New Roman"/>
+        </w:rPr>
         <w:t>Referências</w:t>
       </w:r>
     </w:p>
     <w:p>
       <w:pPr>
-        <w:spacing w:after="120"/>
+        <w:spacing w:after="80"/>
         <w:ind w:left="720" w:hanging="720"/>
         <w:jc w:val="both"/>
       </w:pPr>
@@ -418,7 +1765,63 @@
     </w:p>
     <w:p>
       <w:pPr>
-        <w:spacing w:after="120"/>
+        <w:spacing w:after="80"/>
+        <w:ind w:left="720" w:hanging="720"/>
+        <w:jc w:val="both"/>
+      </w:pPr>
+      <w:r>
+        <w:rPr>
+          <w:rFonts w:ascii="Times New Roman" w:hAnsi="Times New Roman"/>
+          <w:sz w:val="24"/>
+        </w:rPr>
+        <w:t>Ahmad, S. et al. Structure-based design of a synthetic protein inhibitor of Spodoptera frugiperda trypsin. Scientific Reports, v. 8, p. 1743, 2018. doi:10.1038/s41598-017-18733-9</w:t>
+      </w:r>
+    </w:p>
+    <w:p>
+      <w:pPr>
+        <w:spacing w:after="80"/>
+        <w:ind w:left="720" w:hanging="720"/>
+        <w:jc w:val="both"/>
+      </w:pPr>
+      <w:r>
+        <w:rPr>
+          <w:rFonts w:ascii="Times New Roman" w:hAnsi="Times New Roman"/>
+          <w:sz w:val="24"/>
+        </w:rPr>
+        <w:t>Al-Khafaji, K. et al. Design of TAT-conjugated Bowman-Birk trypsin inhibitor peptides with enhanced cell penetration and protease inhibition. Biomolecules, v. 16, p. 511, 2024. doi:10.3390/biom16040511</w:t>
+      </w:r>
+    </w:p>
+    <w:p>
+      <w:pPr>
+        <w:spacing w:after="80"/>
+        <w:ind w:left="720" w:hanging="720"/>
+        <w:jc w:val="both"/>
+      </w:pPr>
+      <w:r>
+        <w:rPr>
+          <w:rFonts w:ascii="Times New Roman" w:hAnsi="Times New Roman"/>
+          <w:sz w:val="24"/>
+        </w:rPr>
+        <w:t>Bray, S. A. et al. Introductory tutorials for simulating protein dynamics with GROMACS. Journal of Physical Chemistry B, v. 128, p. 9492–9509, 2024. doi:10.1021/acs.jpcb.4c04901</w:t>
+      </w:r>
+    </w:p>
+    <w:p>
+      <w:pPr>
+        <w:spacing w:after="80"/>
+        <w:ind w:left="720" w:hanging="720"/>
+        <w:jc w:val="both"/>
+      </w:pPr>
+      <w:r>
+        <w:rPr>
+          <w:rFonts w:ascii="Times New Roman" w:hAnsi="Times New Roman"/>
+          <w:sz w:val="24"/>
+        </w:rPr>
+        <w:t>Bussi, G.; Donadio, D.; Parrinello, M. Canonical sampling through velocity rescaling. Journal of Chemical Physics, v. 126, 014101, 2007.</w:t>
+      </w:r>
+    </w:p>
+    <w:p>
+      <w:pPr>
+        <w:spacing w:after="80"/>
         <w:ind w:left="720" w:hanging="720"/>
         <w:jc w:val="both"/>
       </w:pPr>
@@ -432,7 +1835,7 @@
     </w:p>
     <w:p>
       <w:pPr>
-        <w:spacing w:after="120"/>
+        <w:spacing w:after="80"/>
         <w:ind w:left="720" w:hanging="720"/>
         <w:jc w:val="both"/>
       </w:pPr>
@@ -446,7 +1849,7 @@
     </w:p>
     <w:p>
       <w:pPr>
-        <w:spacing w:after="120"/>
+        <w:spacing w:after="80"/>
         <w:ind w:left="720" w:hanging="720"/>
         <w:jc w:val="both"/>
       </w:pPr>
@@ -460,7 +1863,7 @@
     </w:p>
     <w:p>
       <w:pPr>
-        <w:spacing w:after="120"/>
+        <w:spacing w:after="80"/>
         <w:ind w:left="720" w:hanging="720"/>
         <w:jc w:val="both"/>
       </w:pPr>
@@ -474,7 +1877,35 @@
     </w:p>
     <w:p>
       <w:pPr>
-        <w:spacing w:after="120"/>
+        <w:spacing w:after="80"/>
+        <w:ind w:left="720" w:hanging="720"/>
+        <w:jc w:val="both"/>
+      </w:pPr>
+      <w:r>
+        <w:rPr>
+          <w:rFonts w:ascii="Times New Roman" w:hAnsi="Times New Roman"/>
+          <w:sz w:val="24"/>
+        </w:rPr>
+        <w:t>Dossantos, E. A. et al. Inhibitory effects of protease inhibitors from Sapindus trifoliatus seeds on larval gut proteases of Spodoptera frugiperda. PLoS ONE, v. 10, e0140484, 2015.</w:t>
+      </w:r>
+    </w:p>
+    <w:p>
+      <w:pPr>
+        <w:spacing w:after="80"/>
+        <w:ind w:left="720" w:hanging="720"/>
+        <w:jc w:val="both"/>
+      </w:pPr>
+      <w:r>
+        <w:rPr>
+          <w:rFonts w:ascii="Times New Roman" w:hAnsi="Times New Roman"/>
+          <w:sz w:val="24"/>
+        </w:rPr>
+        <w:t>Dunse, K. M. et al. Coexpression of potato type I and II protease inhibitors with potato protease inhibitor 8 confers levels of insect gut cysteine and serine protease inhibition superior to single or binary inhibitor combinations. BMC Plant Biology, v. 10, p. 286, 2010.</w:t>
+      </w:r>
+    </w:p>
+    <w:p>
+      <w:pPr>
+        <w:spacing w:after="80"/>
         <w:ind w:left="720" w:hanging="720"/>
         <w:jc w:val="both"/>
       </w:pPr>
@@ -488,7 +1919,7 @@
     </w:p>
     <w:p>
       <w:pPr>
-        <w:spacing w:after="120"/>
+        <w:spacing w:after="80"/>
         <w:ind w:left="720" w:hanging="720"/>
         <w:jc w:val="both"/>
       </w:pPr>
@@ -502,7 +1933,7 @@
     </w:p>
     <w:p>
       <w:pPr>
-        <w:spacing w:after="120"/>
+        <w:spacing w:after="80"/>
         <w:ind w:left="720" w:hanging="720"/>
         <w:jc w:val="both"/>
       </w:pPr>
@@ -516,7 +1947,21 @@
     </w:p>
     <w:p>
       <w:pPr>
-        <w:spacing w:after="120"/>
+        <w:spacing w:after="80"/>
+        <w:ind w:left="720" w:hanging="720"/>
+        <w:jc w:val="both"/>
+      </w:pPr>
+      <w:r>
+        <w:rPr>
+          <w:rFonts w:ascii="Times New Roman" w:hAnsi="Times New Roman"/>
+          <w:sz w:val="24"/>
+        </w:rPr>
+        <w:t>Parrinello, M.; Rahman, A. Polymorphic transitions in single crystals: A new molecular dynamics method. Journal of Applied Physics, v. 52, p. 7182–7190, 1981.</w:t>
+      </w:r>
+    </w:p>
+    <w:p>
+      <w:pPr>
+        <w:spacing w:after="80"/>
         <w:ind w:left="720" w:hanging="720"/>
         <w:jc w:val="both"/>
       </w:pPr>
@@ -530,7 +1975,35 @@
     </w:p>
     <w:p>
       <w:pPr>
-        <w:spacing w:after="120"/>
+        <w:spacing w:after="80"/>
+        <w:ind w:left="720" w:hanging="720"/>
+        <w:jc w:val="both"/>
+      </w:pPr>
+      <w:r>
+        <w:rPr>
+          <w:rFonts w:ascii="Times New Roman" w:hAnsi="Times New Roman"/>
+          <w:sz w:val="24"/>
+        </w:rPr>
+        <w:t>Soelter, T. M. et al. Prebound state discovered in the unbinding pathway of fluorinated variants of the trypsin-BPTI complex. Journal of Chemical Theory and Computation, v. 20, p. 4518–4531, 2024. doi:10.1021/acs.jctc.3c01412</w:t>
+      </w:r>
+    </w:p>
+    <w:p>
+      <w:pPr>
+        <w:spacing w:after="80"/>
+        <w:ind w:left="720" w:hanging="720"/>
+        <w:jc w:val="both"/>
+      </w:pPr>
+      <w:r>
+        <w:rPr>
+          <w:rFonts w:ascii="Times New Roman" w:hAnsi="Times New Roman"/>
+          <w:sz w:val="24"/>
+        </w:rPr>
+        <w:t>Trozzi, F. et al. GROMACS 2020: Algorithms for highly efficient, load-balanced, and scalable molecular simulation. Journal of Chemical Physics, v. 153, 214103, 2021.</w:t>
+      </w:r>
+    </w:p>
+    <w:p>
+      <w:pPr>
+        <w:spacing w:after="80"/>
         <w:ind w:left="720" w:hanging="720"/>
         <w:jc w:val="both"/>
       </w:pPr>
@@ -540,6 +2013,20 @@
           <w:sz w:val="24"/>
         </w:rPr>
         <w:t>van Zundert, G. C. P. et al. The HADDOCK2.2 Web Server: User-Friendly Integrative Modeling of Biomolecular Complexes. Journal of Molecular Biology, v. 428, p. 720–725, 2016.</w:t>
+      </w:r>
+    </w:p>
+    <w:p>
+      <w:pPr>
+        <w:spacing w:after="80"/>
+        <w:ind w:left="720" w:hanging="720"/>
+        <w:jc w:val="both"/>
+      </w:pPr>
+      <w:r>
+        <w:rPr>
+          <w:rFonts w:ascii="Times New Roman" w:hAnsi="Times New Roman"/>
+          <w:sz w:val="24"/>
+        </w:rPr>
+        <w:t>Zhu, F. et al. A spatiotemporal atlas of the lepidopteran pest Helicoverpa armigera midgut. PLoS Biology, v. 20, e3001591, 2022.</w:t>
       </w:r>
     </w:p>
     <w:sectPr>
@@ -983,7 +2470,7 @@
       <w:b/>
       <w:bCs/>
       <w:color w:val="000000"/>
-      <w:sz w:val="28"/>
+      <w:sz w:val="26"/>
       <w:szCs w:val="28"/>
     </w:rPr>
   </w:style>
@@ -1007,7 +2494,7 @@
       <w:b/>
       <w:bCs/>
       <w:color w:val="000000"/>
-      <w:sz w:val="26"/>
+      <w:sz w:val="24"/>
       <w:szCs w:val="26"/>
     </w:rPr>
   </w:style>
